--- a/content-pipeline/06-word-documents/01-vietnamese-word/003_am-thuc-cho-ben-thanh.docx
+++ b/content-pipeline/06-word-documents/01-vietnamese-word/003_am-thuc-cho-ben-thanh.docx
@@ -173,275 +173,6 @@
         </w:rPr>
         <w:t xml:space="preserve"> thu hút giới sành ăn khắp năm châu. Đây không chỉ là nơi thỏa mãn vị giác, mà còn là bảo tàng sống động lưu giữ kỹ thuật chế biến gia truyền của nhiều thế hệ di dân Nam Kỳ lục tỉnh hội tụ về đất Sài Gòn.</w:t>
       </w:r>
-    </w:p>
-    <w:p>
-      <w:pPr>
-        <w:spacing w:before="120" w:after="120"/>
-        <w:jc w:val="center"/>
-      </w:pPr>
-      <w:r>
-        <w:rPr>
-          <w:color w:val="CBD5E1"/>
-        </w:rPr>
-        <w:t>―――――――――――――――――――――――――――――――――――――――――――――</w:t>
-      </w:r>
-    </w:p>
-    <w:p>
-      <w:pPr>
-        <w:keepNext/>
-        <w:spacing w:before="320" w:after="120" w:line="276" w:lineRule="auto"/>
-      </w:pPr>
-      <w:r>
-        <w:rPr>
-          <w:rFonts w:ascii="Calibri" w:hAnsi="Calibri"/>
-          <w:b/>
-          <w:color w:val="1B365D"/>
-          <w:sz w:val="32"/>
-        </w:rPr>
-        <w:t>Quick Overview Stats Bar (Thông Số Ẩm Thực 2026)</w:t>
-      </w:r>
-    </w:p>
-    <w:tbl>
-      <w:tblPr>
-        <w:tblW w:type="auto" w:w="0"/>
-        <w:jc w:val="center"/>
-        <w:tblLook w:firstColumn="1" w:firstRow="1" w:lastColumn="0" w:lastRow="0" w:noHBand="0" w:noVBand="1" w:val="04A0"/>
-        <w:tblBorders>
-          <w:top w:val="single" w:sz="4" w:space="0" w:color="CBD5E1"/>
-          <w:bottom w:val="single" w:sz="6" w:space="0" w:color="1B365D"/>
-          <w:left w:val="none"/>
-          <w:right w:val="none"/>
-          <w:insideH w:val="single" w:sz="4" w:space="0" w:color="CBD5E1"/>
-          <w:insideV w:val="none"/>
-        </w:tblBorders>
-      </w:tblPr>
-      <w:tblGrid>
-        <w:gridCol w:w="2484"/>
-        <w:gridCol w:w="2484"/>
-        <w:gridCol w:w="2484"/>
-        <w:gridCol w:w="2484"/>
-      </w:tblGrid>
-      <w:tr>
-        <w:tc>
-          <w:tcPr>
-            <w:tcW w:type="dxa" w:w="2484"/>
-            <w:vAlign w:val="center"/>
-            <w:shd w:fill="1B365D"/>
-            <w:tcMar>
-              <w:top w:w="140" w:type="dxa"/>
-              <w:bottom w:w="140" w:type="dxa"/>
-              <w:left w:w="150" w:type="dxa"/>
-              <w:right w:w="150" w:type="dxa"/>
-            </w:tcMar>
-          </w:tcPr>
-          <w:p>
-            <w:pPr>
-              <w:spacing w:before="0" w:after="0" w:line="276" w:lineRule="auto"/>
-            </w:pPr>
-            <w:r>
-              <w:rPr>
-                <w:rFonts w:ascii="Calibri" w:hAnsi="Calibri"/>
-                <w:b/>
-                <w:color w:val="FFFFFF"/>
-                <w:sz w:val="19"/>
-              </w:rPr>
-              <w:t>🍲 Xuất xứ ẩm thực</w:t>
-            </w:r>
-          </w:p>
-        </w:tc>
-        <w:tc>
-          <w:tcPr>
-            <w:tcW w:type="dxa" w:w="2484"/>
-            <w:vAlign w:val="center"/>
-            <w:shd w:fill="1B365D"/>
-            <w:tcMar>
-              <w:top w:w="140" w:type="dxa"/>
-              <w:bottom w:w="140" w:type="dxa"/>
-              <w:left w:w="150" w:type="dxa"/>
-              <w:right w:w="150" w:type="dxa"/>
-            </w:tcMar>
-          </w:tcPr>
-          <w:p>
-            <w:pPr>
-              <w:spacing w:before="0" w:after="0" w:line="276" w:lineRule="auto"/>
-            </w:pPr>
-            <w:r>
-              <w:rPr>
-                <w:rFonts w:ascii="Calibri" w:hAnsi="Calibri"/>
-                <w:b/>
-                <w:color w:val="FFFFFF"/>
-                <w:sz w:val="19"/>
-              </w:rPr>
-              <w:t>🕒 Khung giờ hoạt động</w:t>
-            </w:r>
-          </w:p>
-        </w:tc>
-        <w:tc>
-          <w:tcPr>
-            <w:tcW w:type="dxa" w:w="2484"/>
-            <w:vAlign w:val="center"/>
-            <w:shd w:fill="1B365D"/>
-            <w:tcMar>
-              <w:top w:w="140" w:type="dxa"/>
-              <w:bottom w:w="140" w:type="dxa"/>
-              <w:left w:w="150" w:type="dxa"/>
-              <w:right w:w="150" w:type="dxa"/>
-            </w:tcMar>
-          </w:tcPr>
-          <w:p>
-            <w:pPr>
-              <w:spacing w:before="0" w:after="0" w:line="276" w:lineRule="auto"/>
-            </w:pPr>
-            <w:r>
-              <w:rPr>
-                <w:rFonts w:ascii="Calibri" w:hAnsi="Calibri"/>
-                <w:b/>
-                <w:color w:val="FFFFFF"/>
-                <w:sz w:val="19"/>
-              </w:rPr>
-              <w:t>🎟️ Khoảng giá tham khảo 2026</w:t>
-            </w:r>
-          </w:p>
-        </w:tc>
-        <w:tc>
-          <w:tcPr>
-            <w:tcW w:type="dxa" w:w="2484"/>
-            <w:vAlign w:val="center"/>
-            <w:shd w:fill="1B365D"/>
-            <w:tcMar>
-              <w:top w:w="140" w:type="dxa"/>
-              <w:bottom w:w="140" w:type="dxa"/>
-              <w:left w:w="150" w:type="dxa"/>
-              <w:right w:w="150" w:type="dxa"/>
-            </w:tcMar>
-          </w:tcPr>
-          <w:p>
-            <w:pPr>
-              <w:spacing w:before="0" w:after="0" w:line="276" w:lineRule="auto"/>
-            </w:pPr>
-            <w:r>
-              <w:rPr>
-                <w:rFonts w:ascii="Calibri" w:hAnsi="Calibri"/>
-                <w:b/>
-                <w:color w:val="FFFFFF"/>
-                <w:sz w:val="19"/>
-              </w:rPr>
-              <w:t>🌟 Trải nghiệm đỉnh cao</w:t>
-            </w:r>
-          </w:p>
-        </w:tc>
-      </w:tr>
-      <w:tr>
-        <w:tc>
-          <w:tcPr>
-            <w:tcW w:type="dxa" w:w="2484"/>
-            <w:vAlign w:val="center"/>
-            <w:shd w:fill="F8FAFC"/>
-            <w:tcMar>
-              <w:top w:w="100" w:type="dxa"/>
-              <w:bottom w:w="100" w:type="dxa"/>
-              <w:left w:w="150" w:type="dxa"/>
-              <w:right w:w="150" w:type="dxa"/>
-            </w:tcMar>
-          </w:tcPr>
-          <w:p>
-            <w:pPr>
-              <w:spacing w:before="0" w:after="0" w:line="276" w:lineRule="auto"/>
-            </w:pPr>
-            <w:r>
-              <w:rPr>
-                <w:rFonts w:ascii="Calibri" w:hAnsi="Calibri"/>
-                <w:color w:val="1E293B"/>
-                <w:sz w:val="19"/>
-              </w:rPr>
-              <w:t>Giao thoa Nam Bộ – Hoa – Khmer</w:t>
-            </w:r>
-          </w:p>
-        </w:tc>
-        <w:tc>
-          <w:tcPr>
-            <w:tcW w:type="dxa" w:w="2484"/>
-            <w:vAlign w:val="center"/>
-            <w:shd w:fill="F8FAFC"/>
-            <w:tcMar>
-              <w:top w:w="100" w:type="dxa"/>
-              <w:bottom w:w="100" w:type="dxa"/>
-              <w:left w:w="150" w:type="dxa"/>
-              <w:right w:w="150" w:type="dxa"/>
-            </w:tcMar>
-          </w:tcPr>
-          <w:p>
-            <w:pPr>
-              <w:spacing w:before="0" w:after="0" w:line="276" w:lineRule="auto"/>
-            </w:pPr>
-            <w:r>
-              <w:rPr>
-                <w:rFonts w:ascii="Calibri" w:hAnsi="Calibri"/>
-                <w:color w:val="1E293B"/>
-                <w:sz w:val="19"/>
-              </w:rPr>
-              <w:t>06:00 – 18:00 (Sạp chợ) &amp; 18:00 – 23:30 (Phố đêm)</w:t>
-            </w:r>
-          </w:p>
-        </w:tc>
-        <w:tc>
-          <w:tcPr>
-            <w:tcW w:type="dxa" w:w="2484"/>
-            <w:vAlign w:val="center"/>
-            <w:shd w:fill="F8FAFC"/>
-            <w:tcMar>
-              <w:top w:w="100" w:type="dxa"/>
-              <w:bottom w:w="100" w:type="dxa"/>
-              <w:left w:w="150" w:type="dxa"/>
-              <w:right w:w="150" w:type="dxa"/>
-            </w:tcMar>
-          </w:tcPr>
-          <w:p>
-            <w:pPr>
-              <w:spacing w:before="0" w:after="0" w:line="276" w:lineRule="auto"/>
-            </w:pPr>
-            <w:r>
-              <w:rPr>
-                <w:rFonts w:ascii="Calibri" w:hAnsi="Calibri"/>
-                <w:color w:val="1E293B"/>
-                <w:sz w:val="19"/>
-              </w:rPr>
-              <w:t>30.000 – 120.000 VNĐ / món</w:t>
-            </w:r>
-          </w:p>
-        </w:tc>
-        <w:tc>
-          <w:tcPr>
-            <w:tcW w:type="dxa" w:w="2484"/>
-            <w:vAlign w:val="center"/>
-            <w:shd w:fill="F8FAFC"/>
-            <w:tcMar>
-              <w:top w:w="100" w:type="dxa"/>
-              <w:bottom w:w="100" w:type="dxa"/>
-              <w:left w:w="150" w:type="dxa"/>
-              <w:right w:w="150" w:type="dxa"/>
-            </w:tcMar>
-          </w:tcPr>
-          <w:p>
-            <w:pPr>
-              <w:spacing w:before="0" w:after="0" w:line="276" w:lineRule="auto"/>
-            </w:pPr>
-            <w:r>
-              <w:rPr>
-                <w:rFonts w:ascii="Calibri" w:hAnsi="Calibri"/>
-                <w:color w:val="1E293B"/>
-                <w:sz w:val="19"/>
-              </w:rPr>
-              <w:t>Bún riêu gánh Cửa Đông &amp; Bò nướng lá lốt phố đêm</w:t>
-            </w:r>
-          </w:p>
-        </w:tc>
-      </w:tr>
-    </w:tbl>
-    <w:p>
-      <w:pPr>
-        <w:spacing w:before="0" w:after="80"/>
-      </w:pPr>
     </w:p>
     <w:p>
       <w:pPr>

--- a/content-pipeline/06-word-documents/01-vietnamese-word/003_am-thuc-cho-ben-thanh.docx
+++ b/content-pipeline/06-word-documents/01-vietnamese-word/003_am-thuc-cho-ben-thanh.docx
@@ -317,7 +317,7 @@
           <w:color w:val="1B365D"/>
           <w:sz w:val="32"/>
         </w:rPr>
-        <w:t>1. Triết Lý Ẩm Thực Phương Nam: Vị Đậm Đà Của Đất Phù Sa</w:t>
+        <w:t>Triết Lý Ẩm Thực Phương Nam: Vị Đậm Đà Của Đất Phù Sa</w:t>
       </w:r>
     </w:p>
     <w:p>
@@ -370,7 +370,7 @@
           <w:color w:val="1B365D"/>
           <w:sz w:val="32"/>
         </w:rPr>
-        <w:t>2. Bóc Tách 5 Món Ăn Di Sản Tại Khu Ẩm Thực Trong Chợ (Ban Ngày)</w:t>
+        <w:t>Bóc Tách 5 Món Ăn Di Sản Tại Khu Ẩm Thực Trong Chợ (Ban Ngày)</w:t>
       </w:r>
     </w:p>
     <w:p>
@@ -385,7 +385,7 @@
           <w:color w:val="D97706"/>
           <w:sz w:val="26"/>
         </w:rPr>
-        <w:t>2.1. Bún Riêu Gánh Cửa Đông: Tinh Túy Cua Đồng Sông Nước</w:t>
+        <w:t>Bún Riêu Gánh Cửa Đông: Tinh Túy Cua Đồng Sông Nước</w:t>
       </w:r>
     </w:p>
     <w:p>
@@ -469,7 +469,7 @@
           <w:color w:val="D97706"/>
           <w:sz w:val="26"/>
         </w:rPr>
-        <w:t>2.2. Bún Mắm Miền Tây: Hơi Thở Cửu Long Giữa Lòng Phố Thị</w:t>
+        <w:t>Bún Mắm Miền Tây: Hơi Thở Cửu Long Giữa Lòng Phố Thị</w:t>
       </w:r>
     </w:p>
     <w:p>
@@ -530,7 +530,7 @@
           <w:color w:val="D97706"/>
           <w:sz w:val="26"/>
         </w:rPr>
-        <w:t>2.3. Gỏi Cuốn Tôm Thịt: Nét Thanh Nhã Giản Đơn</w:t>
+        <w:t>Gỏi Cuốn Tôm Thịt: Nét Thanh Nhã Giản Đơn</w:t>
       </w:r>
     </w:p>
     <w:p>
@@ -558,7 +558,7 @@
           <w:color w:val="D97706"/>
           <w:sz w:val="26"/>
         </w:rPr>
-        <w:t>2.4. Bánh Bèo, Bánh Nậm Khay Huế: Sự Giao Lưu Văn Hóa Miền Trung</w:t>
+        <w:t>Bánh Bèo, Bánh Nậm Khay Huế: Sự Giao Lưu Văn Hóa Miền Trung</w:t>
       </w:r>
     </w:p>
     <w:p>
@@ -586,7 +586,7 @@
           <w:color w:val="D97706"/>
           <w:sz w:val="26"/>
         </w:rPr>
-        <w:t>2.5. Sạp Chè Bà Mười: Nốt Trầm Ngọt Ngào 60 Năm</w:t>
+        <w:t>Sạp Chè Bà Mười: Nốt Trầm Ngọt Ngào 60 Năm</w:t>
       </w:r>
     </w:p>
     <w:p>
@@ -626,7 +626,7 @@
           <w:color w:val="1B365D"/>
           <w:sz w:val="32"/>
         </w:rPr>
-        <w:t>3. Bản Hòa Ca Đêm Phan Bội Châu: Bếp Than Hồng Dưới Bầu Trời Đô Thị</w:t>
+        <w:t>Bản Hòa Ca Đêm Phan Bội Châu: Bếp Than Hồng Dưới Bầu Trời Đô Thị</w:t>
       </w:r>
     </w:p>
     <w:p>
@@ -712,7 +712,7 @@
           <w:color w:val="1B365D"/>
           <w:sz w:val="32"/>
         </w:rPr>
-        <w:t>4. Bảng So Sánh Hương Vị Các Trụ Cột Ẩm Thực Bến Thành</w:t>
+        <w:t>Bảng So Sánh Hương Vị Các Trụ Cột Ẩm Thực Bến Thành</w:t>
       </w:r>
     </w:p>
     <w:tbl>
@@ -1563,7 +1563,7 @@
           <w:color w:val="1B365D"/>
           <w:sz w:val="32"/>
         </w:rPr>
-        <w:t>5. Kinh Nghiệm Sành Ăn Cho Người Du Hành Có GUU (Field Notes 2026)</w:t>
+        <w:t>Kinh Nghiệm Sành Ăn Cho Người Du Hành Có GUU (Field Notes 2026)</w:t>
       </w:r>
     </w:p>
     <w:p>

--- a/content-pipeline/06-word-documents/01-vietnamese-word/003_am-thuc-cho-ben-thanh.docx
+++ b/content-pipeline/06-word-documents/01-vietnamese-word/003_am-thuc-cho-ben-thanh.docx
@@ -13,7 +13,7 @@
           <w:color w:val="1B365D"/>
           <w:sz w:val="42"/>
         </w:rPr>
-        <w:t>Thiên Đường Ẩm Thực Chợ Bến Thành: Bóc Tách Hương Vị Sạp Chợ Trăm Năm &amp; Phố Đêm Phan Bội Châu</w:t>
+        <w:t>Khu Ẩm Thực Sầm Uất Chợ Bến Thành: Bóc Tách Hương Vị Sạp Chợ Trăm Năm &amp; Phố Đêm Phan Bội Châu</w:t>
       </w:r>
     </w:p>
     <w:tbl>
@@ -116,7 +116,7 @@
                 <w:color w:val="1E293B"/>
                 <w:sz w:val="20"/>
               </w:rPr>
-              <w:t>“Nếu muốn chạm vào nhịp đập chân thực nhất của một đô thị phương Nam, đừng tìm trong những sảnh tiệc máy lạnh khép kín. Hãy ngồi xuống chiếc ghế đẩu nhựa mộc mạc bên một sạp chợ Bến Thành, hít hà làn khói nghi ngút bốc lên từ nồi nước lèo ninh xương thơm nồng vị giấm bỗng, và lắng nghe bản hòa ca rộn rã của tiếng dao thớt va lách cách giữa buổi sớm mai.”</w:t>
+              <w:t>“Muốn cảm nhận trọn vẹn sức sống của khu chợ này, hãy bắt đầu bằng việc ngồi xuống chiếc ghế nhựa thấp bên dãy ẩm thực lúc sáng sớm. Tiếng muỗng đũa va lách cách, mùi nước lèo ninh xương thơm phức và tiếng chào mời đon đả của các cô bán hàng sẽ lập tức kéo bạn vào nhịp sinh hoạt chân thật nhất của người Sài Gòn.”</w:t>
             </w:r>
           </w:p>
         </w:tc>
@@ -163,7 +163,7 @@
           <w:color w:val="1E293B"/>
           <w:sz w:val="21"/>
         </w:rPr>
-        <w:t>thánh địa ẩm thực đường phố</w:t>
+        <w:t>khu ẩm thực nổi tiếng đường phố</w:t>
       </w:r>
       <w:r>
         <w:rPr>
@@ -267,7 +267,7 @@
           <w:color w:val="1E293B"/>
           <w:sz w:val="20"/>
         </w:rPr>
-        <w:t xml:space="preserve"> Được trưng bày rực rỡ sắc màu tại sạp chè Bà Mười – tiệm chè cổ truyền hoạt động liên tục từ năm 1968.</w:t>
+        <w:t xml:space="preserve"> Được trưng bày rực rỡ sắc màu tại sạp chè Bé (sạp 1119) – tiệm chè cổ truyền hoạt động liên tục từ năm 1968.</w:t>
       </w:r>
     </w:p>
     <w:p>
@@ -317,7 +317,7 @@
           <w:color w:val="1B365D"/>
           <w:sz w:val="32"/>
         </w:rPr>
-        <w:t>Triết Lý Ẩm Thực Phương Nam: Vị Đậm Đà Của Đất Phù Sa</w:t>
+        <w:t>Hương Vị Mộc Mạc Của Đất Phương Nam: Nước Lèo Đậm Đà &amp; Rau Sống Tươi Ngon</w:t>
       </w:r>
     </w:p>
     <w:p>
@@ -586,7 +586,7 @@
           <w:color w:val="D97706"/>
           <w:sz w:val="26"/>
         </w:rPr>
-        <w:t>Sạp Chè Bà Mười: Nốt Trầm Ngọt Ngào 60 Năm</w:t>
+        <w:t>Sạp Chè Bé (Sạp 1119): Hương Vị Chè Nam Bộ Qua Ba Thế Hệ Từ 1968</w:t>
       </w:r>
     </w:p>
     <w:p>
@@ -626,7 +626,7 @@
           <w:color w:val="1B365D"/>
           <w:sz w:val="32"/>
         </w:rPr>
-        <w:t>Bản Hòa Ca Đêm Phan Bội Châu: Bếp Than Hồng Dưới Bầu Trời Đô Thị</w:t>
+        <w:t>Phố Đêm Phan Bội Châu: Bếp Than Đỏ Lửa &amp; Món Nướng Vỉa Hè</w:t>
       </w:r>
     </w:p>
     <w:p>

--- a/content-pipeline/06-word-documents/01-vietnamese-word/003_am-thuc-cho-ben-thanh.docx
+++ b/content-pipeline/06-word-documents/01-vietnamese-word/003_am-thuc-cho-ben-thanh.docx
@@ -1723,6 +1723,246 @@
     </w:p>
     <w:p>
       <w:pPr>
+        <w:spacing w:before="120" w:after="120"/>
+        <w:jc w:val="center"/>
+      </w:pPr>
+      <w:r>
+        <w:rPr>
+          <w:color w:val="CBD5E1"/>
+        </w:rPr>
+        <w:t>―――――――――――――――――――――――――――――――――――――――――――――</w:t>
+      </w:r>
+    </w:p>
+    <w:p>
+      <w:pPr>
+        <w:keepNext/>
+        <w:spacing w:before="320" w:after="120" w:line="276" w:lineRule="auto"/>
+      </w:pPr>
+      <w:r>
+        <w:rPr>
+          <w:rFonts w:ascii="Calibri" w:hAnsi="Calibri"/>
+          <w:b/>
+          <w:color w:val="1B365D"/>
+          <w:sz w:val="32"/>
+        </w:rPr>
+        <w:t>🗺️ Liên Kết Hành Trình &amp; Điểm Đến Lân Cận</w:t>
+      </w:r>
+    </w:p>
+    <w:p>
+      <w:pPr>
+        <w:spacing w:before="40" w:after="120" w:line="276" w:lineRule="auto"/>
+      </w:pPr>
+      <w:r>
+        <w:rPr>
+          <w:rFonts w:ascii="Calibri" w:hAnsi="Calibri"/>
+          <w:color w:val="1E293B"/>
+          <w:sz w:val="21"/>
+        </w:rPr>
+        <w:t>Để tối ưu hành trình khám phá khu vực trung tâm Bến Thành, mời bạn tham khảo thêm các cẩm nang chuyên sâu liên quan:</w:t>
+      </w:r>
+      <w:r>
+        <w:rPr>
+          <w:rFonts w:ascii="Calibri" w:hAnsi="Calibri"/>
+          <w:color w:val="1E293B"/>
+          <w:sz w:val="21"/>
+        </w:rPr>
+      </w:r>
+      <w:r>
+        <w:rPr>
+          <w:rFonts w:ascii="Calibri" w:hAnsi="Calibri"/>
+          <w:color w:val="1E293B"/>
+          <w:sz w:val="21"/>
+        </w:rPr>
+        <w:br/>
+        <w:t xml:space="preserve">- </w:t>
+      </w:r>
+      <w:r>
+        <w:rPr>
+          <w:rFonts w:ascii="Calibri" w:hAnsi="Calibri"/>
+          <w:b/>
+          <w:color w:val="1E293B"/>
+          <w:sz w:val="21"/>
+        </w:rPr>
+        <w:t>Chợ Bến Thành có gì chơi:</w:t>
+      </w:r>
+      <w:r>
+        <w:rPr>
+          <w:rFonts w:ascii="Calibri" w:hAnsi="Calibri"/>
+          <w:color w:val="1E293B"/>
+          <w:sz w:val="21"/>
+        </w:rPr>
+        <w:t xml:space="preserve"> khám phá trọn vẹn 15 trải nghiệm trong bài viết </w:t>
+      </w:r>
+      <w:r>
+        <w:rPr>
+          <w:rFonts w:ascii="Calibri" w:hAnsi="Calibri"/>
+          <w:color w:val="1E293B"/>
+          <w:sz w:val="21"/>
+          <w:u w:val="single"/>
+        </w:rPr>
+        <w:t>chợ Bến Thành có gì chơi</w:t>
+      </w:r>
+      <w:r>
+        <w:rPr>
+          <w:rFonts w:ascii="Calibri" w:hAnsi="Calibri"/>
+          <w:color w:val="1E293B"/>
+          <w:sz w:val="21"/>
+        </w:rPr>
+        <w:t>.</w:t>
+      </w:r>
+      <w:r>
+        <w:rPr>
+          <w:rFonts w:ascii="Calibri" w:hAnsi="Calibri"/>
+          <w:color w:val="1E293B"/>
+          <w:sz w:val="21"/>
+        </w:rPr>
+      </w:r>
+      <w:r>
+        <w:rPr>
+          <w:rFonts w:ascii="Calibri" w:hAnsi="Calibri"/>
+          <w:color w:val="1E293B"/>
+          <w:sz w:val="21"/>
+        </w:rPr>
+        <w:br/>
+        <w:t xml:space="preserve">- </w:t>
+      </w:r>
+      <w:r>
+        <w:rPr>
+          <w:rFonts w:ascii="Calibri" w:hAnsi="Calibri"/>
+          <w:b/>
+          <w:color w:val="1E293B"/>
+          <w:sz w:val="21"/>
+        </w:rPr>
+        <w:t>Cảnh báo lừa đảo chặt chém:</w:t>
+      </w:r>
+      <w:r>
+        <w:rPr>
+          <w:rFonts w:ascii="Calibri" w:hAnsi="Calibri"/>
+          <w:color w:val="1E293B"/>
+          <w:sz w:val="21"/>
+        </w:rPr>
+        <w:t xml:space="preserve"> nắm rõ giá cả và mẹo tiêu dùng an toàn qua </w:t>
+      </w:r>
+      <w:r>
+        <w:rPr>
+          <w:rFonts w:ascii="Calibri" w:hAnsi="Calibri"/>
+          <w:color w:val="1E293B"/>
+          <w:sz w:val="21"/>
+          <w:u w:val="single"/>
+        </w:rPr>
+        <w:t>cảnh báo lừa đảo chặt chém tại chợ Bến Thành</w:t>
+      </w:r>
+      <w:r>
+        <w:rPr>
+          <w:rFonts w:ascii="Calibri" w:hAnsi="Calibri"/>
+          <w:color w:val="1E293B"/>
+          <w:sz w:val="21"/>
+        </w:rPr>
+        <w:t>.</w:t>
+      </w:r>
+      <w:r>
+        <w:rPr>
+          <w:rFonts w:ascii="Calibri" w:hAnsi="Calibri"/>
+          <w:color w:val="1E293B"/>
+          <w:sz w:val="21"/>
+        </w:rPr>
+      </w:r>
+      <w:r>
+        <w:rPr>
+          <w:rFonts w:ascii="Calibri" w:hAnsi="Calibri"/>
+          <w:color w:val="1E293B"/>
+          <w:sz w:val="21"/>
+        </w:rPr>
+        <w:br/>
+        <w:t xml:space="preserve">- </w:t>
+      </w:r>
+      <w:r>
+        <w:rPr>
+          <w:rFonts w:ascii="Calibri" w:hAnsi="Calibri"/>
+          <w:b/>
+          <w:color w:val="1E293B"/>
+          <w:sz w:val="21"/>
+        </w:rPr>
+        <w:t>Rooftop bar view chợ Bến Thành:</w:t>
+      </w:r>
+      <w:r>
+        <w:rPr>
+          <w:rFonts w:ascii="Calibri" w:hAnsi="Calibri"/>
+          <w:color w:val="1E293B"/>
+          <w:sz w:val="21"/>
+        </w:rPr>
+        <w:t xml:space="preserve"> ngắm nhìn phố xá lung linh về đêm tại các quán </w:t>
+      </w:r>
+      <w:r>
+        <w:rPr>
+          <w:rFonts w:ascii="Calibri" w:hAnsi="Calibri"/>
+          <w:color w:val="1E293B"/>
+          <w:sz w:val="21"/>
+          <w:u w:val="single"/>
+        </w:rPr>
+        <w:t>rooftop bar view chợ Bến Thành</w:t>
+      </w:r>
+      <w:r>
+        <w:rPr>
+          <w:rFonts w:ascii="Calibri" w:hAnsi="Calibri"/>
+          <w:color w:val="1E293B"/>
+          <w:sz w:val="21"/>
+        </w:rPr>
+        <w:t>.</w:t>
+      </w:r>
+      <w:r>
+        <w:rPr>
+          <w:rFonts w:ascii="Calibri" w:hAnsi="Calibri"/>
+          <w:color w:val="1E293B"/>
+          <w:sz w:val="21"/>
+        </w:rPr>
+      </w:r>
+      <w:r>
+        <w:rPr>
+          <w:rFonts w:ascii="Calibri" w:hAnsi="Calibri"/>
+          <w:color w:val="1E293B"/>
+          <w:sz w:val="21"/>
+        </w:rPr>
+        <w:br/>
+        <w:t xml:space="preserve">- </w:t>
+      </w:r>
+      <w:r>
+        <w:rPr>
+          <w:rFonts w:ascii="Calibri" w:hAnsi="Calibri"/>
+          <w:b/>
+          <w:color w:val="1E293B"/>
+          <w:sz w:val="21"/>
+        </w:rPr>
+        <w:t>Đổi ngoại tệ chợ Bến Thành Hà Tâm:</w:t>
+      </w:r>
+      <w:r>
+        <w:rPr>
+          <w:rFonts w:ascii="Calibri" w:hAnsi="Calibri"/>
+          <w:color w:val="1E293B"/>
+          <w:sz w:val="21"/>
+        </w:rPr>
+        <w:t xml:space="preserve"> chuẩn bị sẵn tiền mặt đổi từ tiệm vàng uy tín trong hướng dẫn </w:t>
+      </w:r>
+      <w:r>
+        <w:rPr>
+          <w:rFonts w:ascii="Calibri" w:hAnsi="Calibri"/>
+          <w:color w:val="1E293B"/>
+          <w:sz w:val="21"/>
+          <w:u w:val="single"/>
+        </w:rPr>
+        <w:t>đổi ngoại tệ chợ Bến Thành Hà Tâm</w:t>
+      </w:r>
+      <w:r>
+        <w:rPr>
+          <w:rFonts w:ascii="Calibri" w:hAnsi="Calibri"/>
+          <w:color w:val="1E293B"/>
+          <w:sz w:val="21"/>
+        </w:rPr>
+        <w:t>.</w:t>
+      </w:r>
+    </w:p>
+    <w:p>
+      <w:pPr>
         <w:keepNext/>
         <w:spacing w:before="320" w:after="120" w:line="276" w:lineRule="auto"/>
       </w:pPr>
